--- a/public/templates/sg-local-secondment.tokenised.docx
+++ b/public/templates/sg-local-secondment.tokenised.docx
@@ -148,7 +148,7 @@
           <w:sz w:val="22"/>
           <w:szCs w:val="22"/>
         </w:rPr>
-        <w:t>Full Name</w:t>
+        <w:t>{name}</w:t>
       </w:r>
     </w:p>
     <w:p>
@@ -166,7 +166,7 @@
           <w:sz w:val="22"/>
           <w:szCs w:val="22"/>
         </w:rPr>
-        <w:t>Address</w:t>
+        <w:t>{address}</w:t>
       </w:r>
     </w:p>
     <w:p>
